--- a/PYTHON IDEADS FOR FINAL.docx
+++ b/PYTHON IDEADS FOR FINAL.docx
@@ -10,22 +10,76 @@
     <w:p/>
     <w:p>
       <w:r>
-        <w:t xml:space="preserve">Maybe do something similar to cpp and do a simple rpg </w:t>
+        <w:t xml:space="preserve">Maybe do something similar to </w:t>
+      </w:r>
+      <w:proofErr w:type="spellStart"/>
+      <w:r>
+        <w:t>cpp</w:t>
+      </w:r>
+      <w:proofErr w:type="spellEnd"/>
+      <w:r>
+        <w:t xml:space="preserve"> and do a simple </w:t>
+      </w:r>
+      <w:proofErr w:type="spellStart"/>
+      <w:r>
+        <w:t>rpg</w:t>
+      </w:r>
+      <w:proofErr w:type="spellEnd"/>
+      <w:r>
+        <w:t xml:space="preserve"> </w:t>
+      </w:r>
+    </w:p>
+    <w:p>
+      <w:r>
+        <w:tab/>
+        <w:t xml:space="preserve">Simple fighting  game </w:t>
+      </w:r>
+    </w:p>
+    <w:p>
+      <w:r>
+        <w:t xml:space="preserve">Could maybe do a money collection game </w:t>
+      </w:r>
+      <w:r>
+        <w:t>(chose this)</w:t>
+      </w:r>
+    </w:p>
+    <w:p>
+      <w:r>
+        <w:tab/>
+        <w:t xml:space="preserve">It will be an </w:t>
+      </w:r>
+      <w:proofErr w:type="spellStart"/>
+      <w:r>
+        <w:t>adCAp</w:t>
+      </w:r>
+      <w:proofErr w:type="spellEnd"/>
+      <w:r>
+        <w:t xml:space="preserve"> type of came where you collect money for doing </w:t>
+      </w:r>
+      <w:r>
+        <w:t>task, upgrading</w:t>
+      </w:r>
+      <w:r>
+        <w:t xml:space="preserve"> task and buying managers to do the work for you</w:t>
+      </w:r>
+      <w:r>
+        <w:t xml:space="preserve"> and have a secret “Ending “ if you reach 1 mil </w:t>
+      </w:r>
+      <w:r>
+        <w:t>dollars</w:t>
       </w:r>
     </w:p>
     <w:p/>
-    <w:p>
-      <w:r>
-        <w:t xml:space="preserve">Could maybe do a money collection game </w:t>
-      </w:r>
-      <w:r>
-        <w:t>(chose this)</w:t>
-      </w:r>
-    </w:p>
     <w:p/>
     <w:p>
       <w:r>
         <w:t>Path choosing game</w:t>
+      </w:r>
+    </w:p>
+    <w:p>
+      <w:r>
+        <w:tab/>
+        <w:t>Chose a path and something will happen like find loot or find an enemy loop  until hp is zero or the user chooses the quit option</w:t>
       </w:r>
     </w:p>
     <w:sectPr>
